--- a/app/admin-dashboard/pemberkasan/jishusei/Dokumen_Jishusei(kosong).docx
+++ b/app/admin-dashboard/pemberkasan/jishusei/Dokumen_Jishusei(kosong).docx
@@ -851,25 +851,7 @@
                 <w:sz w:val="20"/>
                 <w:szCs w:val="20"/>
               </w:rPr>
-              <w:t>&lt;</w:t>
-            </w:r>
-            <w:proofErr w:type="spellStart"/>
-            <w:r>
-              <w:rPr>
-                <w:rFonts w:ascii="Arial Narrow" w:hAnsi="Arial Narrow" w:hint="eastAsia"/>
-                <w:sz w:val="20"/>
-                <w:szCs w:val="20"/>
-              </w:rPr>
-              <w:t>namaKatakana</w:t>
-            </w:r>
-            <w:proofErr w:type="spellEnd"/>
-            <w:r>
-              <w:rPr>
-                <w:rFonts w:ascii="Arial Narrow" w:hAnsi="Arial Narrow" w:hint="eastAsia"/>
-                <w:sz w:val="20"/>
-                <w:szCs w:val="20"/>
-              </w:rPr>
-              <w:t>&gt;</w:t>
+              <w:t>&lt;namaKatakana&gt;</w:t>
             </w:r>
             <w:bookmarkEnd w:id="7"/>
           </w:p>
@@ -7232,58 +7214,8 @@
               <w:rPr>
                 <w:rFonts w:ascii="Arial Narrow" w:hAnsi="Arial Narrow"/>
               </w:rPr>
-              <w:t xml:space="preserve">Nama </w:t>
-            </w:r>
-            <w:proofErr w:type="spellStart"/>
-            <w:r>
-              <w:rPr>
-                <w:rFonts w:ascii="Arial Narrow" w:hAnsi="Arial Narrow"/>
-              </w:rPr>
-              <w:t>peserta</w:t>
-            </w:r>
-            <w:proofErr w:type="spellEnd"/>
-            <w:r>
-              <w:rPr>
-                <w:rFonts w:ascii="Arial Narrow" w:hAnsi="Arial Narrow"/>
-              </w:rPr>
-              <w:t xml:space="preserve"> </w:t>
-            </w:r>
-            <w:proofErr w:type="spellStart"/>
-            <w:r>
-              <w:rPr>
-                <w:rFonts w:ascii="Arial Narrow" w:hAnsi="Arial Narrow"/>
-              </w:rPr>
-              <w:t>pemagang</w:t>
-            </w:r>
-            <w:proofErr w:type="spellEnd"/>
-            <w:r>
-              <w:rPr>
-                <w:rFonts w:ascii="Arial Narrow" w:hAnsi="Arial Narrow"/>
-              </w:rPr>
-              <w:t xml:space="preserve"> </w:t>
-            </w:r>
-            <w:proofErr w:type="spellStart"/>
-            <w:r>
-              <w:rPr>
-                <w:rFonts w:ascii="Arial Narrow" w:hAnsi="Arial Narrow"/>
-              </w:rPr>
-              <w:t>kerja</w:t>
-            </w:r>
-            <w:proofErr w:type="spellEnd"/>
-            <w:r>
-              <w:rPr>
-                <w:rFonts w:ascii="Arial Narrow" w:hAnsi="Arial Narrow"/>
-              </w:rPr>
-              <w:t xml:space="preserve"> </w:t>
-            </w:r>
-            <w:proofErr w:type="spellStart"/>
-            <w:r>
-              <w:rPr>
-                <w:rFonts w:ascii="Arial Narrow" w:hAnsi="Arial Narrow"/>
-              </w:rPr>
-              <w:t>teknis</w:t>
-            </w:r>
-            <w:proofErr w:type="spellEnd"/>
+              <w:t>Nama peserta pemagang kerja teknis</w:t>
+            </w:r>
           </w:p>
         </w:tc>
         <w:tc>
@@ -7367,25 +7299,7 @@
                 <w:sz w:val="22"/>
                 <w:szCs w:val="22"/>
               </w:rPr>
-              <w:t>&lt;</w:t>
-            </w:r>
-            <w:proofErr w:type="spellStart"/>
-            <w:r>
-              <w:rPr>
-                <w:rFonts w:ascii="Times New Roman" w:hAnsi="Times New Roman" w:hint="eastAsia"/>
-                <w:sz w:val="22"/>
-                <w:szCs w:val="22"/>
-              </w:rPr>
-              <w:t>namaPeserta</w:t>
-            </w:r>
-            <w:proofErr w:type="spellEnd"/>
-            <w:r>
-              <w:rPr>
-                <w:rFonts w:ascii="Times New Roman" w:hAnsi="Times New Roman" w:hint="eastAsia"/>
-                <w:sz w:val="22"/>
-                <w:szCs w:val="22"/>
-              </w:rPr>
-              <w:t>&gt;</w:t>
+              <w:t>&lt;namaPeserta&gt;</w:t>
             </w:r>
             <w:bookmarkEnd w:id="51"/>
           </w:p>
@@ -7493,25 +7407,7 @@
                 <w:sz w:val="20"/>
                 <w:szCs w:val="20"/>
               </w:rPr>
-              <w:t>&lt;</w:t>
-            </w:r>
-            <w:proofErr w:type="spellStart"/>
-            <w:r>
-              <w:rPr>
-                <w:rFonts w:ascii="Arial Narrow" w:hAnsi="Arial Narrow" w:hint="eastAsia"/>
-                <w:sz w:val="20"/>
-                <w:szCs w:val="20"/>
-              </w:rPr>
-              <w:t>namaKatakana</w:t>
-            </w:r>
-            <w:proofErr w:type="spellEnd"/>
-            <w:r>
-              <w:rPr>
-                <w:rFonts w:ascii="Arial Narrow" w:hAnsi="Arial Narrow" w:hint="eastAsia"/>
-                <w:sz w:val="20"/>
-                <w:szCs w:val="20"/>
-              </w:rPr>
-              <w:t>&gt;</w:t>
+              <w:t>&lt;namaKatakana&gt;</w:t>
             </w:r>
           </w:p>
         </w:tc>
@@ -7640,86 +7536,8 @@
                     <w:rPr>
                       <w:rFonts w:ascii="Arial Narrow" w:hAnsi="Arial Narrow"/>
                     </w:rPr>
-                    <w:t xml:space="preserve">Tulis </w:t>
+                    <w:t>Tulis nomor lembaga pengirim atau nomor referensi</w:t>
                   </w:r>
-                  <w:proofErr w:type="spellStart"/>
-                  <w:r>
-                    <w:rPr>
-                      <w:rFonts w:ascii="Arial Narrow" w:hAnsi="Arial Narrow"/>
-                    </w:rPr>
-                    <w:t>nomor</w:t>
-                  </w:r>
-                  <w:proofErr w:type="spellEnd"/>
-                  <w:r>
-                    <w:rPr>
-                      <w:rFonts w:ascii="Arial Narrow" w:hAnsi="Arial Narrow"/>
-                    </w:rPr>
-                    <w:t xml:space="preserve"> </w:t>
-                  </w:r>
-                  <w:proofErr w:type="spellStart"/>
-                  <w:r>
-                    <w:rPr>
-                      <w:rFonts w:ascii="Arial Narrow" w:hAnsi="Arial Narrow"/>
-                    </w:rPr>
-                    <w:t>lembaga</w:t>
-                  </w:r>
-                  <w:proofErr w:type="spellEnd"/>
-                  <w:r>
-                    <w:rPr>
-                      <w:rFonts w:ascii="Arial Narrow" w:hAnsi="Arial Narrow"/>
-                    </w:rPr>
-                    <w:t xml:space="preserve"> </w:t>
-                  </w:r>
-                  <w:proofErr w:type="spellStart"/>
-                  <w:r>
-                    <w:rPr>
-                      <w:rFonts w:ascii="Arial Narrow" w:hAnsi="Arial Narrow"/>
-                    </w:rPr>
-                    <w:t>pengirim</w:t>
-                  </w:r>
-                  <w:proofErr w:type="spellEnd"/>
-                  <w:r>
-                    <w:rPr>
-                      <w:rFonts w:ascii="Arial Narrow" w:hAnsi="Arial Narrow"/>
-                    </w:rPr>
-                    <w:t xml:space="preserve"> </w:t>
-                  </w:r>
-                  <w:proofErr w:type="spellStart"/>
-                  <w:r>
-                    <w:rPr>
-                      <w:rFonts w:ascii="Arial Narrow" w:hAnsi="Arial Narrow"/>
-                    </w:rPr>
-                    <w:t>atau</w:t>
-                  </w:r>
-                  <w:proofErr w:type="spellEnd"/>
-                  <w:r>
-                    <w:rPr>
-                      <w:rFonts w:ascii="Arial Narrow" w:hAnsi="Arial Narrow"/>
-                    </w:rPr>
-                    <w:t xml:space="preserve"> </w:t>
-                  </w:r>
-                  <w:proofErr w:type="spellStart"/>
-                  <w:r>
-                    <w:rPr>
-                      <w:rFonts w:ascii="Arial Narrow" w:hAnsi="Arial Narrow"/>
-                    </w:rPr>
-                    <w:t>nomor</w:t>
-                  </w:r>
-                  <w:proofErr w:type="spellEnd"/>
-                  <w:r>
-                    <w:rPr>
-                      <w:rFonts w:ascii="Arial Narrow" w:hAnsi="Arial Narrow"/>
-                    </w:rPr>
-                    <w:t xml:space="preserve"> </w:t>
-                  </w:r>
-                  <w:proofErr w:type="spellStart"/>
-                  <w:r>
-                    <w:rPr>
-                      <w:rFonts w:ascii="Arial Narrow" w:hAnsi="Arial Narrow"/>
-                    </w:rPr>
-                    <w:t>referensi</w:t>
-                  </w:r>
-                  <w:proofErr w:type="spellEnd"/>
                   <w:r>
                     <w:rPr>
                       <w:rFonts w:ascii="Arial Narrow" w:hAnsi="Arial Narrow"/>
@@ -7848,47 +7666,13 @@
                 <w:lang w:val="id-ID"/>
               </w:rPr>
             </w:pPr>
-            <w:proofErr w:type="spellStart"/>
             <w:r>
               <w:rPr>
                 <w:rFonts w:ascii="Arial Narrow" w:hAnsi="Arial Narrow"/>
                 <w:szCs w:val="21"/>
               </w:rPr>
-              <w:t>Nomor</w:t>
-            </w:r>
-            <w:proofErr w:type="spellEnd"/>
-            <w:r>
-              <w:rPr>
-                <w:rFonts w:ascii="Arial Narrow" w:hAnsi="Arial Narrow"/>
-                <w:szCs w:val="21"/>
-              </w:rPr>
-              <w:t xml:space="preserve"> </w:t>
-            </w:r>
-            <w:proofErr w:type="spellStart"/>
-            <w:r>
-              <w:rPr>
-                <w:rFonts w:ascii="Arial Narrow" w:hAnsi="Arial Narrow"/>
-                <w:szCs w:val="21"/>
-              </w:rPr>
-              <w:t>lembaga</w:t>
-            </w:r>
-            <w:proofErr w:type="spellEnd"/>
-            <w:r>
-              <w:rPr>
-                <w:rFonts w:ascii="Arial Narrow" w:hAnsi="Arial Narrow"/>
-                <w:szCs w:val="21"/>
-              </w:rPr>
-              <w:t xml:space="preserve"> </w:t>
-            </w:r>
-            <w:proofErr w:type="spellStart"/>
-            <w:r>
-              <w:rPr>
-                <w:rFonts w:ascii="Arial Narrow" w:hAnsi="Arial Narrow"/>
-                <w:szCs w:val="21"/>
-              </w:rPr>
-              <w:t>pengirim</w:t>
-            </w:r>
-            <w:proofErr w:type="spellEnd"/>
+              <w:t>Nomor lembaga pengirim</w:t>
+            </w:r>
           </w:p>
         </w:tc>
         <w:tc>
@@ -8179,31 +7963,13 @@
                 <w:szCs w:val="21"/>
               </w:rPr>
             </w:pPr>
-            <w:proofErr w:type="spellStart"/>
             <w:r>
               <w:rPr>
                 <w:rFonts w:ascii="Arial Narrow" w:hAnsi="Arial Narrow"/>
                 <w:szCs w:val="21"/>
               </w:rPr>
-              <w:t>Nomor</w:t>
-            </w:r>
-            <w:proofErr w:type="spellEnd"/>
-            <w:r>
-              <w:rPr>
-                <w:rFonts w:ascii="Arial Narrow" w:hAnsi="Arial Narrow"/>
-                <w:szCs w:val="21"/>
-              </w:rPr>
-              <w:t xml:space="preserve"> </w:t>
-            </w:r>
-            <w:proofErr w:type="spellStart"/>
-            <w:r>
-              <w:rPr>
-                <w:rFonts w:ascii="Arial Narrow" w:hAnsi="Arial Narrow"/>
-                <w:szCs w:val="21"/>
-              </w:rPr>
-              <w:t>Referensi</w:t>
-            </w:r>
-            <w:proofErr w:type="spellEnd"/>
+              <w:t>Nomor Referensi</w:t>
+            </w:r>
           </w:p>
         </w:tc>
         <w:tc>
@@ -8425,64 +8191,28 @@
                 <w:color w:val="000000" w:themeColor="text1"/>
                 <w:szCs w:val="21"/>
               </w:rPr>
-              <w:t>&lt;</w:t>
-            </w:r>
-            <w:proofErr w:type="spellStart"/>
+              <w:t>&lt;namaPerusahaanJp&gt;</w:t>
+            </w:r>
+            <w:bookmarkEnd w:id="52"/>
+          </w:p>
+          <w:p>
+            <w:pPr>
+              <w:spacing w:line="240" w:lineRule="exact"/>
+              <w:jc w:val="left"/>
+              <w:rPr>
+                <w:sz w:val="22"/>
+                <w:szCs w:val="22"/>
+                <w:lang w:val="id-ID"/>
+              </w:rPr>
+            </w:pPr>
+            <w:bookmarkStart w:id="53" w:name="namaPerusahaanId1"/>
             <w:r>
               <w:rPr>
                 <w:rFonts w:ascii="Times New Roman" w:hAnsi="Times New Roman" w:hint="eastAsia"/>
                 <w:color w:val="000000" w:themeColor="text1"/>
                 <w:szCs w:val="21"/>
               </w:rPr>
-              <w:t>namaPerusahaanJp</w:t>
-            </w:r>
-            <w:proofErr w:type="spellEnd"/>
-            <w:r>
-              <w:rPr>
-                <w:rFonts w:ascii="Times New Roman" w:hAnsi="Times New Roman" w:hint="eastAsia"/>
-                <w:color w:val="000000" w:themeColor="text1"/>
-                <w:szCs w:val="21"/>
-              </w:rPr>
-              <w:t>&gt;</w:t>
-            </w:r>
-            <w:bookmarkEnd w:id="52"/>
-          </w:p>
-          <w:p>
-            <w:pPr>
-              <w:spacing w:line="240" w:lineRule="exact"/>
-              <w:jc w:val="left"/>
-              <w:rPr>
-                <w:sz w:val="22"/>
-                <w:szCs w:val="22"/>
-                <w:lang w:val="id-ID"/>
-              </w:rPr>
-            </w:pPr>
-            <w:bookmarkStart w:id="53" w:name="namaPerusahaanId1"/>
-            <w:r>
-              <w:rPr>
-                <w:rFonts w:ascii="Times New Roman" w:hAnsi="Times New Roman" w:hint="eastAsia"/>
-                <w:color w:val="000000" w:themeColor="text1"/>
-                <w:szCs w:val="21"/>
-              </w:rPr>
-              <w:t>&lt;</w:t>
-            </w:r>
-            <w:proofErr w:type="spellStart"/>
-            <w:r>
-              <w:rPr>
-                <w:rFonts w:ascii="Times New Roman" w:hAnsi="Times New Roman" w:hint="eastAsia"/>
-                <w:color w:val="000000" w:themeColor="text1"/>
-                <w:szCs w:val="21"/>
-              </w:rPr>
-              <w:t>namaPerusahaanId</w:t>
-            </w:r>
-            <w:proofErr w:type="spellEnd"/>
-            <w:r>
-              <w:rPr>
-                <w:rFonts w:ascii="Times New Roman" w:hAnsi="Times New Roman" w:hint="eastAsia"/>
-                <w:color w:val="000000" w:themeColor="text1"/>
-                <w:szCs w:val="21"/>
-              </w:rPr>
-              <w:t>&gt;</w:t>
+              <w:t>&lt;namaPerusahaanId&gt;</w:t>
             </w:r>
             <w:bookmarkEnd w:id="53"/>
           </w:p>
@@ -8551,36 +8281,8 @@
                 <w:sz w:val="20"/>
                 <w:szCs w:val="20"/>
               </w:rPr>
-              <w:t xml:space="preserve">Nama </w:t>
-            </w:r>
-            <w:proofErr w:type="spellStart"/>
-            <w:r>
-              <w:rPr>
-                <w:rFonts w:ascii="Arial Narrow" w:hAnsi="Arial Narrow"/>
-                <w:sz w:val="20"/>
-                <w:szCs w:val="20"/>
-              </w:rPr>
-              <w:t>lembaga</w:t>
-            </w:r>
-            <w:proofErr w:type="spellEnd"/>
-            <w:r>
-              <w:rPr>
-                <w:rFonts w:ascii="Arial Narrow" w:hAnsi="Arial Narrow"/>
-                <w:sz w:val="20"/>
-                <w:szCs w:val="20"/>
-              </w:rPr>
-              <w:t xml:space="preserve"> </w:t>
-            </w:r>
-            <w:proofErr w:type="spellStart"/>
-            <w:r>
-              <w:rPr>
-                <w:rFonts w:ascii="Arial Narrow" w:hAnsi="Arial Narrow"/>
-                <w:sz w:val="20"/>
-                <w:szCs w:val="20"/>
-              </w:rPr>
-              <w:t>supervisi</w:t>
-            </w:r>
-            <w:proofErr w:type="spellEnd"/>
+              <w:t>Nama lembaga supervisi</w:t>
+            </w:r>
           </w:p>
         </w:tc>
         <w:tc>
@@ -8635,25 +8337,7 @@
                 <w:color w:val="000000" w:themeColor="text1"/>
                 <w:szCs w:val="21"/>
               </w:rPr>
-              <w:t>&lt;</w:t>
-            </w:r>
-            <w:proofErr w:type="spellStart"/>
-            <w:r>
-              <w:rPr>
-                <w:rFonts w:ascii="Times New Roman" w:hAnsi="Times New Roman" w:hint="eastAsia"/>
-                <w:color w:val="000000" w:themeColor="text1"/>
-                <w:szCs w:val="21"/>
-              </w:rPr>
-              <w:t>namaKumiaiId</w:t>
-            </w:r>
-            <w:proofErr w:type="spellEnd"/>
-            <w:r>
-              <w:rPr>
-                <w:rFonts w:ascii="Times New Roman" w:hAnsi="Times New Roman" w:hint="eastAsia"/>
-                <w:color w:val="000000" w:themeColor="text1"/>
-                <w:szCs w:val="21"/>
-              </w:rPr>
-              <w:t>&gt;</w:t>
+              <w:t>&lt;namaKumiaiId&gt;</w:t>
             </w:r>
             <w:bookmarkEnd w:id="55"/>
           </w:p>
@@ -13802,229 +13486,11 @@
         </w:rPr>
         <w:tab/>
       </w:r>
-      <w:proofErr w:type="spellStart"/>
       <w:r>
         <w:rPr>
           <w:rFonts w:ascii="Arial Narrow" w:hAnsi="Arial Narrow"/>
         </w:rPr>
-        <w:t>Untuk</w:t>
-      </w:r>
-      <w:proofErr w:type="spellEnd"/>
-      <w:r>
-        <w:rPr>
-          <w:rFonts w:ascii="Arial Narrow" w:hAnsi="Arial Narrow"/>
-        </w:rPr>
-        <w:t xml:space="preserve"> </w:t>
-      </w:r>
-      <w:proofErr w:type="spellStart"/>
-      <w:r>
-        <w:rPr>
-          <w:rFonts w:ascii="Arial Narrow" w:hAnsi="Arial Narrow"/>
-        </w:rPr>
-        <w:t>lembaga</w:t>
-      </w:r>
-      <w:proofErr w:type="spellEnd"/>
-      <w:r>
-        <w:rPr>
-          <w:rFonts w:ascii="Arial Narrow" w:hAnsi="Arial Narrow"/>
-        </w:rPr>
-        <w:t xml:space="preserve"> yang </w:t>
-      </w:r>
-      <w:proofErr w:type="spellStart"/>
-      <w:r>
-        <w:rPr>
-          <w:rFonts w:ascii="Arial Narrow" w:hAnsi="Arial Narrow"/>
-        </w:rPr>
-        <w:t>memungut</w:t>
-      </w:r>
-      <w:proofErr w:type="spellEnd"/>
-      <w:r>
-        <w:rPr>
-          <w:rFonts w:ascii="Arial Narrow" w:hAnsi="Arial Narrow"/>
-        </w:rPr>
-        <w:t xml:space="preserve"> </w:t>
-      </w:r>
-      <w:proofErr w:type="spellStart"/>
-      <w:r>
-        <w:rPr>
-          <w:rFonts w:ascii="Arial Narrow" w:hAnsi="Arial Narrow"/>
-        </w:rPr>
-        <w:t>biaya</w:t>
-      </w:r>
-      <w:proofErr w:type="spellEnd"/>
-      <w:r>
-        <w:rPr>
-          <w:rFonts w:ascii="Arial Narrow" w:hAnsi="Arial Narrow"/>
-        </w:rPr>
-        <w:t xml:space="preserve">, </w:t>
-      </w:r>
-      <w:proofErr w:type="spellStart"/>
-      <w:r>
-        <w:rPr>
-          <w:rFonts w:ascii="Arial Narrow" w:hAnsi="Arial Narrow"/>
-        </w:rPr>
-        <w:t>selain</w:t>
-      </w:r>
-      <w:proofErr w:type="spellEnd"/>
-      <w:r>
-        <w:rPr>
-          <w:rFonts w:ascii="Arial Narrow" w:hAnsi="Arial Narrow"/>
-        </w:rPr>
-        <w:t xml:space="preserve"> nama, juga </w:t>
-      </w:r>
-      <w:proofErr w:type="spellStart"/>
-      <w:r>
-        <w:rPr>
-          <w:rFonts w:ascii="Arial Narrow" w:hAnsi="Arial Narrow"/>
-        </w:rPr>
-        <w:t>harus</w:t>
-      </w:r>
-      <w:proofErr w:type="spellEnd"/>
-      <w:r>
-        <w:rPr>
-          <w:rFonts w:ascii="Arial Narrow" w:hAnsi="Arial Narrow"/>
-        </w:rPr>
-        <w:t xml:space="preserve"> </w:t>
-      </w:r>
-      <w:proofErr w:type="spellStart"/>
-      <w:r>
-        <w:rPr>
-          <w:rFonts w:ascii="Arial Narrow" w:hAnsi="Arial Narrow"/>
-        </w:rPr>
-        <w:t>mencantumkan</w:t>
-      </w:r>
-      <w:proofErr w:type="spellEnd"/>
-      <w:r>
-        <w:rPr>
-          <w:rFonts w:ascii="Arial Narrow" w:hAnsi="Arial Narrow"/>
-        </w:rPr>
-        <w:t xml:space="preserve"> </w:t>
-      </w:r>
-      <w:proofErr w:type="spellStart"/>
-      <w:r>
-        <w:rPr>
-          <w:rFonts w:ascii="Arial Narrow" w:hAnsi="Arial Narrow"/>
-        </w:rPr>
-        <w:t>peran</w:t>
-      </w:r>
-      <w:proofErr w:type="spellEnd"/>
-      <w:r>
-        <w:rPr>
-          <w:rFonts w:ascii="Arial Narrow" w:hAnsi="Arial Narrow"/>
-        </w:rPr>
-        <w:t xml:space="preserve"> </w:t>
-      </w:r>
-      <w:proofErr w:type="spellStart"/>
-      <w:r>
-        <w:rPr>
-          <w:rFonts w:ascii="Arial Narrow" w:hAnsi="Arial Narrow"/>
-        </w:rPr>
-        <w:t>dalam</w:t>
-      </w:r>
-      <w:proofErr w:type="spellEnd"/>
-      <w:r>
-        <w:rPr>
-          <w:rFonts w:ascii="Arial Narrow" w:hAnsi="Arial Narrow"/>
-        </w:rPr>
-        <w:t xml:space="preserve"> </w:t>
-      </w:r>
-      <w:proofErr w:type="spellStart"/>
-      <w:r>
-        <w:rPr>
-          <w:rFonts w:ascii="Arial Narrow" w:hAnsi="Arial Narrow"/>
-        </w:rPr>
-        <w:t>pengiriman</w:t>
-      </w:r>
-      <w:proofErr w:type="spellEnd"/>
-      <w:r>
-        <w:rPr>
-          <w:rFonts w:ascii="Arial Narrow" w:hAnsi="Arial Narrow"/>
-        </w:rPr>
-        <w:t xml:space="preserve"> </w:t>
-      </w:r>
-      <w:proofErr w:type="spellStart"/>
-      <w:r>
-        <w:rPr>
-          <w:rFonts w:ascii="Arial Narrow" w:hAnsi="Arial Narrow"/>
-        </w:rPr>
-        <w:t>peserta</w:t>
-      </w:r>
-      <w:proofErr w:type="spellEnd"/>
-      <w:r>
-        <w:rPr>
-          <w:rFonts w:ascii="Arial Narrow" w:hAnsi="Arial Narrow"/>
-        </w:rPr>
-        <w:t xml:space="preserve"> </w:t>
-      </w:r>
-      <w:proofErr w:type="spellStart"/>
-      <w:r>
-        <w:rPr>
-          <w:rFonts w:ascii="Arial Narrow" w:hAnsi="Arial Narrow"/>
-        </w:rPr>
-        <w:t>pemagang</w:t>
-      </w:r>
-      <w:proofErr w:type="spellEnd"/>
-      <w:r>
-        <w:rPr>
-          <w:rFonts w:ascii="Arial Narrow" w:hAnsi="Arial Narrow"/>
-        </w:rPr>
-        <w:t xml:space="preserve"> </w:t>
-      </w:r>
-      <w:proofErr w:type="spellStart"/>
-      <w:r>
-        <w:rPr>
-          <w:rFonts w:ascii="Arial Narrow" w:hAnsi="Arial Narrow"/>
-        </w:rPr>
-        <w:t>kerja</w:t>
-      </w:r>
-      <w:proofErr w:type="spellEnd"/>
-      <w:r>
-        <w:rPr>
-          <w:rFonts w:ascii="Arial Narrow" w:hAnsi="Arial Narrow"/>
-        </w:rPr>
-        <w:t xml:space="preserve"> </w:t>
-      </w:r>
-      <w:proofErr w:type="spellStart"/>
-      <w:r>
-        <w:rPr>
-          <w:rFonts w:ascii="Arial Narrow" w:hAnsi="Arial Narrow"/>
-        </w:rPr>
-        <w:t>teknis</w:t>
-      </w:r>
-      <w:proofErr w:type="spellEnd"/>
-      <w:r>
-        <w:rPr>
-          <w:rFonts w:ascii="Arial Narrow" w:hAnsi="Arial Narrow"/>
-        </w:rPr>
-        <w:t xml:space="preserve"> di </w:t>
-      </w:r>
-      <w:proofErr w:type="spellStart"/>
-      <w:r>
-        <w:rPr>
-          <w:rFonts w:ascii="Arial Narrow" w:hAnsi="Arial Narrow"/>
-        </w:rPr>
-        <w:t>dalam</w:t>
-      </w:r>
-      <w:proofErr w:type="spellEnd"/>
-      <w:r>
-        <w:rPr>
-          <w:rFonts w:ascii="Arial Narrow" w:hAnsi="Arial Narrow"/>
-        </w:rPr>
-        <w:t xml:space="preserve"> </w:t>
-      </w:r>
-      <w:proofErr w:type="spellStart"/>
-      <w:r>
-        <w:rPr>
-          <w:rFonts w:ascii="Arial Narrow" w:hAnsi="Arial Narrow"/>
-        </w:rPr>
-        <w:t>kurung</w:t>
-      </w:r>
-      <w:proofErr w:type="spellEnd"/>
-      <w:r>
-        <w:rPr>
-          <w:rFonts w:ascii="Arial Narrow" w:hAnsi="Arial Narrow"/>
-        </w:rPr>
-        <w:t>.</w:t>
+        <w:t>Untuk lembaga yang memungut biaya, selain nama, juga harus mencantumkan peran dalam pengiriman peserta pemagang kerja teknis di dalam kurung.</w:t>
       </w:r>
     </w:p>
     <w:p>
@@ -14169,189 +13635,7 @@
         <w:rPr>
           <w:rFonts w:ascii="Arial Narrow" w:hAnsi="Arial Narrow"/>
         </w:rPr>
-        <w:t xml:space="preserve">Selain </w:t>
-      </w:r>
-      <w:proofErr w:type="spellStart"/>
-      <w:r>
-        <w:rPr>
-          <w:rFonts w:ascii="Arial Narrow" w:hAnsi="Arial Narrow"/>
-        </w:rPr>
-        <w:t>itu</w:t>
-      </w:r>
-      <w:proofErr w:type="spellEnd"/>
-      <w:r>
-        <w:rPr>
-          <w:rFonts w:ascii="Arial Narrow" w:hAnsi="Arial Narrow"/>
-        </w:rPr>
-        <w:t xml:space="preserve">, kami </w:t>
-      </w:r>
-      <w:proofErr w:type="spellStart"/>
-      <w:r>
-        <w:rPr>
-          <w:rFonts w:ascii="Arial Narrow" w:hAnsi="Arial Narrow"/>
-        </w:rPr>
-        <w:t>memastikan</w:t>
-      </w:r>
-      <w:proofErr w:type="spellEnd"/>
-      <w:r>
-        <w:rPr>
-          <w:rFonts w:ascii="Arial Narrow" w:hAnsi="Arial Narrow"/>
-        </w:rPr>
-        <w:t xml:space="preserve"> </w:t>
-      </w:r>
-      <w:proofErr w:type="spellStart"/>
-      <w:r>
-        <w:rPr>
-          <w:rFonts w:ascii="Arial Narrow" w:hAnsi="Arial Narrow"/>
-        </w:rPr>
-        <w:t>bahwa</w:t>
-      </w:r>
-      <w:proofErr w:type="spellEnd"/>
-      <w:r>
-        <w:rPr>
-          <w:rFonts w:ascii="Arial Narrow" w:hAnsi="Arial Narrow"/>
-        </w:rPr>
-        <w:t xml:space="preserve"> </w:t>
-      </w:r>
-      <w:proofErr w:type="spellStart"/>
-      <w:r>
-        <w:rPr>
-          <w:rFonts w:ascii="Arial Narrow" w:hAnsi="Arial Narrow"/>
-        </w:rPr>
-        <w:t>peserta</w:t>
-      </w:r>
-      <w:proofErr w:type="spellEnd"/>
-      <w:r>
-        <w:rPr>
-          <w:rFonts w:ascii="Arial Narrow" w:hAnsi="Arial Narrow"/>
-        </w:rPr>
-        <w:t xml:space="preserve"> </w:t>
-      </w:r>
-      <w:proofErr w:type="spellStart"/>
-      <w:r>
-        <w:rPr>
-          <w:rFonts w:ascii="Arial Narrow" w:hAnsi="Arial Narrow"/>
-        </w:rPr>
-        <w:t>pemagang</w:t>
-      </w:r>
-      <w:proofErr w:type="spellEnd"/>
-      <w:r>
-        <w:rPr>
-          <w:rFonts w:ascii="Arial Narrow" w:hAnsi="Arial Narrow"/>
-        </w:rPr>
-        <w:t xml:space="preserve"> </w:t>
-      </w:r>
-      <w:proofErr w:type="spellStart"/>
-      <w:r>
-        <w:rPr>
-          <w:rFonts w:ascii="Arial Narrow" w:hAnsi="Arial Narrow"/>
-        </w:rPr>
-        <w:t>kerja</w:t>
-      </w:r>
-      <w:proofErr w:type="spellEnd"/>
-      <w:r>
-        <w:rPr>
-          <w:rFonts w:ascii="Arial Narrow" w:hAnsi="Arial Narrow"/>
-        </w:rPr>
-        <w:t xml:space="preserve"> </w:t>
-      </w:r>
-      <w:proofErr w:type="spellStart"/>
-      <w:r>
-        <w:rPr>
-          <w:rFonts w:ascii="Arial Narrow" w:hAnsi="Arial Narrow"/>
-        </w:rPr>
-        <w:t>teknis</w:t>
-      </w:r>
-      <w:proofErr w:type="spellEnd"/>
-      <w:r>
-        <w:rPr>
-          <w:rFonts w:ascii="Arial Narrow" w:hAnsi="Arial Narrow"/>
-        </w:rPr>
-        <w:t xml:space="preserve"> </w:t>
-      </w:r>
-      <w:proofErr w:type="spellStart"/>
-      <w:r>
-        <w:rPr>
-          <w:rFonts w:ascii="Arial Narrow" w:hAnsi="Arial Narrow"/>
-        </w:rPr>
-        <w:t>tidak</w:t>
-      </w:r>
-      <w:proofErr w:type="spellEnd"/>
-      <w:r>
-        <w:rPr>
-          <w:rFonts w:ascii="Arial Narrow" w:hAnsi="Arial Narrow"/>
-        </w:rPr>
-        <w:t xml:space="preserve"> </w:t>
-      </w:r>
-      <w:proofErr w:type="spellStart"/>
-      <w:r>
-        <w:rPr>
-          <w:rFonts w:ascii="Arial Narrow" w:hAnsi="Arial Narrow"/>
-        </w:rPr>
-        <w:t>dipungut</w:t>
-      </w:r>
-      <w:proofErr w:type="spellEnd"/>
-      <w:r>
-        <w:rPr>
-          <w:rFonts w:ascii="Arial Narrow" w:hAnsi="Arial Narrow"/>
-        </w:rPr>
-        <w:t xml:space="preserve"> </w:t>
-      </w:r>
-      <w:proofErr w:type="spellStart"/>
-      <w:r>
-        <w:rPr>
-          <w:rFonts w:ascii="Arial Narrow" w:hAnsi="Arial Narrow"/>
-        </w:rPr>
-        <w:t>biaya</w:t>
-      </w:r>
-      <w:proofErr w:type="spellEnd"/>
-      <w:r>
-        <w:rPr>
-          <w:rFonts w:ascii="Arial Narrow" w:hAnsi="Arial Narrow"/>
-        </w:rPr>
-        <w:t xml:space="preserve"> </w:t>
-      </w:r>
-      <w:proofErr w:type="spellStart"/>
-      <w:r>
-        <w:rPr>
-          <w:rFonts w:ascii="Arial Narrow" w:hAnsi="Arial Narrow"/>
-        </w:rPr>
-        <w:t>selain</w:t>
-      </w:r>
-      <w:proofErr w:type="spellEnd"/>
-      <w:r>
-        <w:rPr>
-          <w:rFonts w:ascii="Arial Narrow" w:hAnsi="Arial Narrow"/>
-        </w:rPr>
-        <w:t xml:space="preserve"> yang </w:t>
-      </w:r>
-      <w:proofErr w:type="spellStart"/>
-      <w:r>
-        <w:rPr>
-          <w:rFonts w:ascii="Arial Narrow" w:hAnsi="Arial Narrow"/>
-        </w:rPr>
-        <w:t>tertulis</w:t>
-      </w:r>
-      <w:proofErr w:type="spellEnd"/>
-      <w:r>
-        <w:rPr>
-          <w:rFonts w:ascii="Arial Narrow" w:hAnsi="Arial Narrow"/>
-        </w:rPr>
-        <w:t xml:space="preserve"> pada uraian </w:t>
-      </w:r>
-      <w:proofErr w:type="spellStart"/>
-      <w:r>
-        <w:rPr>
-          <w:rFonts w:ascii="Arial Narrow" w:hAnsi="Arial Narrow"/>
-        </w:rPr>
-        <w:t>nomor</w:t>
-      </w:r>
-      <w:proofErr w:type="spellEnd"/>
-      <w:r>
-        <w:rPr>
-          <w:rFonts w:ascii="Arial Narrow" w:hAnsi="Arial Narrow"/>
-        </w:rPr>
-        <w:t xml:space="preserve"> 2 dan 3</w:t>
+        <w:t>Selain itu, kami memastikan bahwa peserta pemagang kerja teknis tidak dipungut biaya selain yang tertulis pada uraian nomor 2 dan 3</w:t>
       </w:r>
       <w:r>
         <w:rPr>
@@ -14677,42 +13961,12 @@
                 <w:sz w:val="24"/>
               </w:rPr>
             </w:pPr>
-            <w:proofErr w:type="spellStart"/>
             <w:r>
               <w:rPr>
                 <w:rFonts w:asciiTheme="majorHAnsi" w:hAnsiTheme="majorHAnsi" w:cstheme="majorHAnsi"/>
               </w:rPr>
-              <w:t>Nomor</w:t>
-            </w:r>
-            <w:proofErr w:type="spellEnd"/>
-            <w:r>
-              <w:rPr>
-                <w:rFonts w:asciiTheme="majorHAnsi" w:hAnsiTheme="majorHAnsi" w:cstheme="majorHAnsi"/>
-              </w:rPr>
-              <w:t xml:space="preserve"> </w:t>
-            </w:r>
-            <w:proofErr w:type="spellStart"/>
-            <w:r>
-              <w:rPr>
-                <w:rFonts w:asciiTheme="majorHAnsi" w:hAnsiTheme="majorHAnsi" w:cstheme="majorHAnsi"/>
-              </w:rPr>
-              <w:t>lembaga</w:t>
-            </w:r>
-            <w:proofErr w:type="spellEnd"/>
-            <w:r>
-              <w:rPr>
-                <w:rFonts w:asciiTheme="majorHAnsi" w:hAnsiTheme="majorHAnsi" w:cstheme="majorHAnsi"/>
-              </w:rPr>
-              <w:t xml:space="preserve"> </w:t>
-            </w:r>
-            <w:proofErr w:type="spellStart"/>
-            <w:r>
-              <w:rPr>
-                <w:rFonts w:asciiTheme="majorHAnsi" w:hAnsiTheme="majorHAnsi" w:cstheme="majorHAnsi"/>
-              </w:rPr>
-              <w:t>pengirim</w:t>
-            </w:r>
-            <w:proofErr w:type="spellEnd"/>
+              <w:t>Nomor lembaga pengirim</w:t>
+            </w:r>
           </w:p>
         </w:tc>
         <w:tc>
@@ -14990,28 +14244,12 @@
                 <w:sz w:val="24"/>
               </w:rPr>
             </w:pPr>
-            <w:proofErr w:type="spellStart"/>
             <w:r>
               <w:rPr>
                 <w:rFonts w:ascii="Arial Narrow" w:hAnsi="Arial Narrow"/>
               </w:rPr>
-              <w:t>Nomor</w:t>
-            </w:r>
-            <w:proofErr w:type="spellEnd"/>
-            <w:r>
-              <w:rPr>
-                <w:rFonts w:ascii="Arial Narrow" w:hAnsi="Arial Narrow"/>
-              </w:rPr>
-              <w:t xml:space="preserve"> </w:t>
-            </w:r>
-            <w:proofErr w:type="spellStart"/>
-            <w:r>
-              <w:rPr>
-                <w:rFonts w:ascii="Arial Narrow" w:hAnsi="Arial Narrow"/>
-              </w:rPr>
-              <w:t>Referensi</w:t>
-            </w:r>
-            <w:proofErr w:type="spellEnd"/>
+              <w:t>Nomor Referensi</w:t>
+            </w:r>
           </w:p>
         </w:tc>
         <w:tc>
@@ -16382,17 +15620,8 @@
                 <w:rFonts w:ascii="Arial" w:hAnsi="Arial" w:cs="Arial"/>
                 <w:sz w:val="24"/>
               </w:rPr>
-              <w:t xml:space="preserve">(selanjutnya disebut Pihak l ) dengan </w:t>
-            </w:r>
-            <w:proofErr w:type="spellStart"/>
-            <w:r>
-              <w:rPr>
-                <w:rFonts w:ascii="Arial" w:hAnsi="Arial" w:cs="Arial"/>
-                <w:sz w:val="24"/>
-              </w:rPr>
-              <w:t>trainee</w:t>
-            </w:r>
-            <w:proofErr w:type="spellEnd"/>
+              <w:t>(selanjutnya disebut Pihak l ) dengan trainee</w:t>
+            </w:r>
             <w:r>
               <w:rPr>
                 <w:rFonts w:ascii="Arial" w:hAnsi="Arial" w:cs="Arial"/>
@@ -16408,19 +15637,34 @@
                 <w:u w:val="single"/>
                 <w:lang w:val="en-US"/>
               </w:rPr>
-              <w:t>&lt;</w:t>
-            </w:r>
-            <w:proofErr w:type="spellStart"/>
-            <w:r>
-              <w:rPr>
-                <w:rFonts w:ascii="Arial" w:hAnsi="Arial" w:cs="Arial" w:hint="eastAsia"/>
+              <w:t>&lt;namaPeserta&gt;</w:t>
+            </w:r>
+            <w:bookmarkEnd w:id="74"/>
+            <w:r>
+              <w:rPr>
+                <w:rFonts w:ascii="Arial" w:hAnsi="Arial" w:cs="Arial"/>
                 <w:sz w:val="24"/>
                 <w:u w:val="single"/>
                 <w:lang w:val="en-US"/>
               </w:rPr>
-              <w:t>namaPeserta</w:t>
-            </w:r>
-            <w:proofErr w:type="spellEnd"/>
+              <w:t xml:space="preserve"> </w:t>
+            </w:r>
+            <w:r>
+              <w:rPr>
+                <w:rFonts w:ascii="Arial" w:hAnsi="Arial" w:cs="Arial"/>
+                <w:sz w:val="24"/>
+              </w:rPr>
+              <w:t>(selanjutnya disebut Pihak II), berkaitan dengan pengiriman ke Jepang, telah melakukan kesepakatan sebagai berikut berdasarkan Surat Kesepakatan Berkaitan dengan Program Training Bagi Orang Asing yang telah dibuat dengan</w:t>
+            </w:r>
+            <w:r>
+              <w:rPr>
+                <w:rFonts w:ascii="Arial" w:hAnsi="Arial" w:cs="Arial"/>
+                <w:sz w:val="24"/>
+                <w:lang w:val="en-US"/>
+              </w:rPr>
+              <w:t xml:space="preserve"> </w:t>
+            </w:r>
+            <w:bookmarkStart w:id="75" w:name="namaKumiaiId"/>
             <w:r>
               <w:rPr>
                 <w:rFonts w:ascii="Arial" w:hAnsi="Arial" w:cs="Arial" w:hint="eastAsia"/>
@@ -16428,12 +15672,12 @@
                 <w:u w:val="single"/>
                 <w:lang w:val="en-US"/>
               </w:rPr>
-              <w:t>&gt;</w:t>
-            </w:r>
-            <w:bookmarkEnd w:id="74"/>
-            <w:r>
-              <w:rPr>
-                <w:rFonts w:ascii="Arial" w:hAnsi="Arial" w:cs="Arial"/>
+              <w:t>&lt;namaKumiaiId&gt;</w:t>
+            </w:r>
+            <w:bookmarkEnd w:id="75"/>
+            <w:r>
+              <w:rPr>
+                <w:rFonts w:ascii="Arial" w:hAnsi="Arial" w:cs="Arial" w:hint="eastAsia"/>
                 <w:sz w:val="24"/>
                 <w:u w:val="single"/>
                 <w:lang w:val="en-US"/>
@@ -16445,173 +15689,54 @@
                 <w:rFonts w:ascii="Arial" w:hAnsi="Arial" w:cs="Arial"/>
                 <w:sz w:val="24"/>
               </w:rPr>
-              <w:t xml:space="preserve">(selanjutnya disebut Pihak II), berkaitan dengan pengiriman ke Jepang, telah melakukan kesepakatan sebagai berikut berdasarkan Surat Kesepakatan Berkaitan dengan Program </w:t>
-            </w:r>
-            <w:proofErr w:type="spellStart"/>
-            <w:r>
-              <w:rPr>
-                <w:rFonts w:ascii="Arial" w:hAnsi="Arial" w:cs="Arial"/>
-                <w:sz w:val="24"/>
-              </w:rPr>
-              <w:t>Training</w:t>
-            </w:r>
-            <w:proofErr w:type="spellEnd"/>
-            <w:r>
-              <w:rPr>
-                <w:rFonts w:ascii="Arial" w:hAnsi="Arial" w:cs="Arial"/>
-                <w:sz w:val="24"/>
-              </w:rPr>
-              <w:t xml:space="preserve"> Bagi Orang Asing yang telah dibuat dengan</w:t>
-            </w:r>
-            <w:r>
-              <w:rPr>
-                <w:rFonts w:ascii="Arial" w:hAnsi="Arial" w:cs="Arial"/>
-                <w:sz w:val="24"/>
-                <w:lang w:val="en-US"/>
-              </w:rPr>
-              <w:t xml:space="preserve"> </w:t>
-            </w:r>
-            <w:bookmarkStart w:id="75" w:name="namaKumiaiId"/>
+              <w:t>("Badan Pengawas")</w:t>
+            </w:r>
             <w:r>
               <w:rPr>
                 <w:rFonts w:ascii="Arial" w:hAnsi="Arial" w:cs="Arial" w:hint="eastAsia"/>
                 <w:sz w:val="24"/>
-                <w:u w:val="single"/>
-                <w:lang w:val="en-US"/>
-              </w:rPr>
-              <w:t>&lt;</w:t>
-            </w:r>
-            <w:proofErr w:type="spellStart"/>
+              </w:rPr>
+              <w:t xml:space="preserve"> pada tanggal </w:t>
+            </w:r>
+            <w:bookmarkStart w:id="76" w:name="tglBuat11"/>
             <w:r>
               <w:rPr>
                 <w:rFonts w:ascii="Arial" w:hAnsi="Arial" w:cs="Arial" w:hint="eastAsia"/>
                 <w:sz w:val="24"/>
-                <w:u w:val="single"/>
-                <w:lang w:val="en-US"/>
-              </w:rPr>
-              <w:t>namaKumiaiId</w:t>
-            </w:r>
-            <w:proofErr w:type="spellEnd"/>
+              </w:rPr>
+              <w:t>&lt;tg&gt;</w:t>
+            </w:r>
+            <w:bookmarkEnd w:id="76"/>
             <w:r>
               <w:rPr>
                 <w:rFonts w:ascii="Arial" w:hAnsi="Arial" w:cs="Arial" w:hint="eastAsia"/>
                 <w:sz w:val="24"/>
-                <w:u w:val="single"/>
-                <w:lang w:val="en-US"/>
-              </w:rPr>
-              <w:t>&gt;</w:t>
-            </w:r>
-            <w:bookmarkEnd w:id="75"/>
+              </w:rPr>
+              <w:t xml:space="preserve"> Bulan </w:t>
+            </w:r>
+            <w:bookmarkStart w:id="77" w:name="blnBuat11"/>
             <w:r>
               <w:rPr>
                 <w:rFonts w:ascii="Arial" w:hAnsi="Arial" w:cs="Arial" w:hint="eastAsia"/>
                 <w:sz w:val="24"/>
-                <w:u w:val="single"/>
-                <w:lang w:val="en-US"/>
-              </w:rPr>
-              <w:t xml:space="preserve"> </w:t>
-            </w:r>
-            <w:r>
-              <w:rPr>
-                <w:rFonts w:ascii="Arial" w:hAnsi="Arial" w:cs="Arial"/>
-                <w:sz w:val="24"/>
-              </w:rPr>
-              <w:t>("Badan Pengawas")</w:t>
-            </w:r>
+              </w:rPr>
+              <w:t>&lt;bl&gt;</w:t>
+            </w:r>
+            <w:bookmarkEnd w:id="77"/>
             <w:r>
               <w:rPr>
                 <w:rFonts w:ascii="Arial" w:hAnsi="Arial" w:cs="Arial" w:hint="eastAsia"/>
                 <w:sz w:val="24"/>
               </w:rPr>
-              <w:t xml:space="preserve"> pada tanggal </w:t>
-            </w:r>
-            <w:bookmarkStart w:id="76" w:name="tglBuat11"/>
+              <w:t xml:space="preserve"> Tahun </w:t>
+            </w:r>
+            <w:bookmarkStart w:id="78" w:name="thnBuat11"/>
             <w:r>
               <w:rPr>
                 <w:rFonts w:ascii="Arial" w:hAnsi="Arial" w:cs="Arial" w:hint="eastAsia"/>
                 <w:sz w:val="24"/>
               </w:rPr>
-              <w:t>&lt;</w:t>
-            </w:r>
-            <w:proofErr w:type="spellStart"/>
-            <w:r>
-              <w:rPr>
-                <w:rFonts w:ascii="Arial" w:hAnsi="Arial" w:cs="Arial" w:hint="eastAsia"/>
-                <w:sz w:val="24"/>
-              </w:rPr>
-              <w:t>tg</w:t>
-            </w:r>
-            <w:proofErr w:type="spellEnd"/>
-            <w:r>
-              <w:rPr>
-                <w:rFonts w:ascii="Arial" w:hAnsi="Arial" w:cs="Arial" w:hint="eastAsia"/>
-                <w:sz w:val="24"/>
-              </w:rPr>
-              <w:t>&gt;</w:t>
-            </w:r>
-            <w:bookmarkEnd w:id="76"/>
-            <w:r>
-              <w:rPr>
-                <w:rFonts w:ascii="Arial" w:hAnsi="Arial" w:cs="Arial" w:hint="eastAsia"/>
-                <w:sz w:val="24"/>
-              </w:rPr>
-              <w:t xml:space="preserve"> Bulan </w:t>
-            </w:r>
-            <w:bookmarkStart w:id="77" w:name="blnBuat11"/>
-            <w:r>
-              <w:rPr>
-                <w:rFonts w:ascii="Arial" w:hAnsi="Arial" w:cs="Arial" w:hint="eastAsia"/>
-                <w:sz w:val="24"/>
-              </w:rPr>
-              <w:t>&lt;</w:t>
-            </w:r>
-            <w:proofErr w:type="spellStart"/>
-            <w:r>
-              <w:rPr>
-                <w:rFonts w:ascii="Arial" w:hAnsi="Arial" w:cs="Arial" w:hint="eastAsia"/>
-                <w:sz w:val="24"/>
-              </w:rPr>
-              <w:t>bl</w:t>
-            </w:r>
-            <w:proofErr w:type="spellEnd"/>
-            <w:r>
-              <w:rPr>
-                <w:rFonts w:ascii="Arial" w:hAnsi="Arial" w:cs="Arial" w:hint="eastAsia"/>
-                <w:sz w:val="24"/>
-              </w:rPr>
-              <w:t>&gt;</w:t>
-            </w:r>
-            <w:bookmarkEnd w:id="77"/>
-            <w:r>
-              <w:rPr>
-                <w:rFonts w:ascii="Arial" w:hAnsi="Arial" w:cs="Arial" w:hint="eastAsia"/>
-                <w:sz w:val="24"/>
-              </w:rPr>
-              <w:t xml:space="preserve"> Tahun </w:t>
-            </w:r>
-            <w:bookmarkStart w:id="78" w:name="thnBuat11"/>
-            <w:r>
-              <w:rPr>
-                <w:rFonts w:ascii="Arial" w:hAnsi="Arial" w:cs="Arial" w:hint="eastAsia"/>
-                <w:sz w:val="24"/>
-              </w:rPr>
-              <w:t>&lt;</w:t>
-            </w:r>
-            <w:proofErr w:type="spellStart"/>
-            <w:r>
-              <w:rPr>
-                <w:rFonts w:ascii="Arial" w:hAnsi="Arial" w:cs="Arial" w:hint="eastAsia"/>
-                <w:sz w:val="24"/>
-              </w:rPr>
-              <w:t>th</w:t>
-            </w:r>
-            <w:proofErr w:type="spellEnd"/>
-            <w:r>
-              <w:rPr>
-                <w:rFonts w:ascii="Arial" w:hAnsi="Arial" w:cs="Arial" w:hint="eastAsia"/>
-                <w:sz w:val="24"/>
-              </w:rPr>
-              <w:t>&gt;</w:t>
+              <w:t>&lt;th&gt;</w:t>
             </w:r>
             <w:bookmarkEnd w:id="78"/>
             <w:r>
@@ -22908,127 +22033,7 @@
                 <w:szCs w:val="24"/>
                 <w:lang w:val="en-US"/>
               </w:rPr>
-              <w:t xml:space="preserve">Jl. Ki Hajar Dewantara, </w:t>
-            </w:r>
-            <w:proofErr w:type="spellStart"/>
-            <w:r>
-              <w:rPr>
-                <w:rFonts w:ascii="Arial" w:hAnsi="Arial" w:cs="Arial"/>
-                <w:sz w:val="24"/>
-                <w:szCs w:val="24"/>
-                <w:lang w:val="en-US"/>
-              </w:rPr>
-              <w:t>Kp</w:t>
-            </w:r>
-            <w:proofErr w:type="spellEnd"/>
-            <w:r>
-              <w:rPr>
-                <w:rFonts w:ascii="Arial" w:hAnsi="Arial" w:cs="Arial"/>
-                <w:sz w:val="24"/>
-                <w:szCs w:val="24"/>
-                <w:lang w:val="en-US"/>
-              </w:rPr>
-              <w:t xml:space="preserve">. </w:t>
-            </w:r>
-            <w:proofErr w:type="spellStart"/>
-            <w:r>
-              <w:rPr>
-                <w:rFonts w:ascii="Arial" w:hAnsi="Arial" w:cs="Arial"/>
-                <w:sz w:val="24"/>
-                <w:szCs w:val="24"/>
-                <w:lang w:val="en-US"/>
-              </w:rPr>
-              <w:t>Sukamantri</w:t>
-            </w:r>
-            <w:proofErr w:type="spellEnd"/>
-            <w:r>
-              <w:rPr>
-                <w:rFonts w:ascii="Arial" w:hAnsi="Arial" w:cs="Arial"/>
-                <w:sz w:val="24"/>
-                <w:szCs w:val="24"/>
-                <w:lang w:val="en-US"/>
-              </w:rPr>
-              <w:t xml:space="preserve"> RT.001, RW. 001, Kel. </w:t>
-            </w:r>
-            <w:proofErr w:type="spellStart"/>
-            <w:r>
-              <w:rPr>
-                <w:rFonts w:ascii="Arial" w:hAnsi="Arial" w:cs="Arial"/>
-                <w:sz w:val="24"/>
-                <w:szCs w:val="24"/>
-                <w:lang w:val="en-US"/>
-              </w:rPr>
-              <w:t>Sukaraya</w:t>
-            </w:r>
-            <w:proofErr w:type="spellEnd"/>
-            <w:r>
-              <w:rPr>
-                <w:rFonts w:ascii="Arial" w:hAnsi="Arial" w:cs="Arial"/>
-                <w:sz w:val="24"/>
-                <w:szCs w:val="24"/>
-                <w:lang w:val="en-US"/>
-              </w:rPr>
-              <w:t xml:space="preserve">, </w:t>
-            </w:r>
-            <w:proofErr w:type="spellStart"/>
-            <w:r>
-              <w:rPr>
-                <w:rFonts w:ascii="Arial" w:hAnsi="Arial" w:cs="Arial"/>
-                <w:sz w:val="24"/>
-                <w:szCs w:val="24"/>
-                <w:lang w:val="en-US"/>
-              </w:rPr>
-              <w:t>Kec</w:t>
-            </w:r>
-            <w:proofErr w:type="spellEnd"/>
-            <w:r>
-              <w:rPr>
-                <w:rFonts w:ascii="Arial" w:hAnsi="Arial" w:cs="Arial"/>
-                <w:sz w:val="24"/>
-                <w:szCs w:val="24"/>
-                <w:lang w:val="en-US"/>
-              </w:rPr>
-              <w:t xml:space="preserve">. Karang Bahagia, </w:t>
-            </w:r>
-            <w:proofErr w:type="spellStart"/>
-            <w:r>
-              <w:rPr>
-                <w:rFonts w:ascii="Arial" w:hAnsi="Arial" w:cs="Arial"/>
-                <w:sz w:val="24"/>
-                <w:szCs w:val="24"/>
-                <w:lang w:val="en-US"/>
-              </w:rPr>
-              <w:t>Kab</w:t>
-            </w:r>
-            <w:proofErr w:type="spellEnd"/>
-            <w:r>
-              <w:rPr>
-                <w:rFonts w:ascii="Arial" w:hAnsi="Arial" w:cs="Arial"/>
-                <w:sz w:val="24"/>
-                <w:szCs w:val="24"/>
-                <w:lang w:val="en-US"/>
-              </w:rPr>
-              <w:t xml:space="preserve">. Bekasi, </w:t>
-            </w:r>
-            <w:proofErr w:type="spellStart"/>
-            <w:r>
-              <w:rPr>
-                <w:rFonts w:ascii="Arial" w:hAnsi="Arial" w:cs="Arial"/>
-                <w:sz w:val="24"/>
-                <w:szCs w:val="24"/>
-                <w:lang w:val="en-US"/>
-              </w:rPr>
-              <w:t>Provinsi</w:t>
-            </w:r>
-            <w:proofErr w:type="spellEnd"/>
-            <w:r>
-              <w:rPr>
-                <w:rFonts w:ascii="Arial" w:hAnsi="Arial" w:cs="Arial"/>
-                <w:sz w:val="24"/>
-                <w:szCs w:val="24"/>
-                <w:lang w:val="en-US"/>
-              </w:rPr>
-              <w:t xml:space="preserve"> Jawa Barat</w:t>
+              <w:t>Jl. Ki Hajar Dewantara, Kp. Sukamantri RT.001, RW. 001, Kel. Sukaraya, Kec. Karang Bahagia, Kab. Bekasi, Provinsi Jawa Barat</w:t>
             </w:r>
           </w:p>
           <w:p>
@@ -24725,21 +23730,12 @@
               </w:rPr>
               <w:t xml:space="preserve">　　作成</w:t>
             </w:r>
-            <w:proofErr w:type="spellStart"/>
             <w:r>
               <w:rPr>
                 <w:rFonts w:ascii="Arial" w:cs="Arial"/>
                 <w:sz w:val="24"/>
               </w:rPr>
-              <w:t>Pihak</w:t>
-            </w:r>
-            <w:proofErr w:type="spellEnd"/>
-            <w:r>
-              <w:rPr>
-                <w:rFonts w:ascii="Arial" w:cs="Arial"/>
-                <w:sz w:val="24"/>
-              </w:rPr>
-              <w:t xml:space="preserve"> II </w:t>
+              <w:t xml:space="preserve">Pihak II </w:t>
             </w:r>
             <w:r>
               <w:rPr>
@@ -24765,8 +23761,6 @@
                 <w:szCs w:val="22"/>
               </w:rPr>
             </w:pPr>
-            <w:proofErr w:type="spellStart"/>
-            <w:proofErr w:type="gramStart"/>
             <w:r>
               <w:rPr>
                 <w:rFonts w:ascii="Arial" w:cs="Arial"/>
@@ -24782,7 +23776,6 @@
               </w:rPr>
               <w:t>Training</w:t>
             </w:r>
-            <w:proofErr w:type="spellEnd"/>
             <w:r>
               <w:rPr>
                 <w:rFonts w:ascii="Arial" w:cs="Arial"/>
@@ -24800,7 +23793,6 @@
               </w:rPr>
               <w:t>:</w:t>
             </w:r>
-            <w:proofErr w:type="gramEnd"/>
           </w:p>
           <w:p>
             <w:pPr>
@@ -24891,22 +23883,17 @@
             </w:r>
             <w:r>
               <w:rPr>
-                <w:rFonts w:ascii="Arial" w:hAnsi="Arial" w:cs="Arial" w:hint="eastAsia"/>
+                <w:rFonts w:ascii="Verdana" w:hAnsi="Verdana"/>
+                <w:lang w:val="en-US"/>
+              </w:rPr>
+              <w:t>______________________________</w:t>
+            </w:r>
+            <w:r>
+              <w:rPr>
+                <w:rFonts w:ascii="Verdana" w:hAnsi="Verdana"/>
+                <w:lang w:val="en-US"/>
               </w:rPr>
               <w:t>_</w:t>
-            </w:r>
-            <w:r>
-              <w:rPr>
-                <w:rFonts w:ascii="Arial" w:hAnsi="Arial" w:cs="Arial" w:hint="eastAsia"/>
-                <w:u w:val="single"/>
-              </w:rPr>
-              <w:t xml:space="preserve">                              </w:t>
-            </w:r>
-            <w:r>
-              <w:rPr>
-                <w:rFonts w:ascii="Arial" w:hAnsi="Arial" w:cs="Arial" w:hint="eastAsia"/>
-              </w:rPr>
-              <w:t>___________</w:t>
             </w:r>
           </w:p>
           <w:p>
